--- a/process/snapshots/2026-10-06-m1-m2.docx
+++ b/process/snapshots/2026-10-06-m1-m2.docx
@@ -27,7 +27,7 @@
       </w:r>
       <w:r>
         <w:rPr/>
-        <w:t>2026-10-06T17:59:20+08:00</w:t>
+        <w:t>2026-10-06T18:08:33+08:00</w:t>
       </w:r>
       <w:r>
         <w:rPr/>
@@ -111,15 +111,15 @@
       </w:r>
       <w:r>
         <w:rPr/>
-        <w:t>11</w:t>
+        <w:t>7</w:t>
       </w:r>
       <w:r>
         <w:rPr/>
-        <w:t>项；待复核</w:t>
+        <w:t>项；已完成</w:t>
       </w:r>
       <w:r>
         <w:rPr/>
-        <w:t>2</w:t>
+        <w:t>6</w:t>
       </w:r>
       <w:r>
         <w:rPr/>
@@ -2757,6 +2757,197 @@
                 <w:szCs w:val="22"/>
                 <w:lang w:val="en-US" w:eastAsia="en-US" w:bidi="ar-SA"/>
               </w:rPr>
+              <w:t>已完成</w:t>
+            </w:r>
+          </w:p>
+        </w:tc>
+        <w:tc>
+          <w:tcPr>
+            <w:tcW w:w="1643" w:type="dxa"/>
+            <w:tcBorders/>
+          </w:tcPr>
+          <w:p>
+            <w:pPr>
+              <w:pStyle w:val="Normal"/>
+              <w:widowControl/>
+              <w:spacing w:before="0" w:after="60"/>
+              <w:jc w:val="start"/>
+              <w:rPr>
+                <w:rFonts w:cs=""/>
+                <w:kern w:val="0"/>
+                <w:szCs w:val="22"/>
+                <w:lang w:val="en-US" w:eastAsia="en-US" w:bidi="ar-SA"/>
+              </w:rPr>
+            </w:pPr>
+            <w:r>
+              <w:rPr>
+                <w:rFonts w:cs=""/>
+                <w:b w:val="false"/>
+                <w:kern w:val="0"/>
+                <w:sz w:val="17"/>
+                <w:szCs w:val="22"/>
+                <w:lang w:val="en-US" w:eastAsia="en-US" w:bidi="ar-SA"/>
+              </w:rPr>
+              <w:t>2026-10-06</w:t>
+            </w:r>
+          </w:p>
+        </w:tc>
+        <w:tc>
+          <w:tcPr>
+            <w:tcW w:w="1644" w:type="dxa"/>
+            <w:tcBorders/>
+          </w:tcPr>
+          <w:p>
+            <w:pPr>
+              <w:pStyle w:val="Normal"/>
+              <w:widowControl/>
+              <w:spacing w:before="0" w:after="60"/>
+              <w:jc w:val="start"/>
+              <w:rPr>
+                <w:rFonts w:cs=""/>
+                <w:kern w:val="0"/>
+                <w:szCs w:val="22"/>
+                <w:lang w:val="en-US" w:eastAsia="en-US" w:bidi="ar-SA"/>
+              </w:rPr>
+            </w:pPr>
+            <w:r>
+              <w:rPr>
+                <w:rFonts w:cs=""/>
+                <w:b w:val="false"/>
+                <w:kern w:val="0"/>
+                <w:sz w:val="17"/>
+                <w:szCs w:val="22"/>
+                <w:lang w:val="en-US" w:eastAsia="en-US" w:bidi="ar-SA"/>
+              </w:rPr>
+              <w:t>是</w:t>
+            </w:r>
+          </w:p>
+        </w:tc>
+      </w:tr>
+      <w:tr>
+        <w:trPr>
+          <w:cantSplit w:val="true"/>
+        </w:trPr>
+        <w:tc>
+          <w:tcPr>
+            <w:tcW w:w="1644" w:type="dxa"/>
+            <w:tcBorders/>
+          </w:tcPr>
+          <w:p>
+            <w:pPr>
+              <w:pStyle w:val="Normal"/>
+              <w:widowControl/>
+              <w:spacing w:before="0" w:after="60"/>
+              <w:jc w:val="start"/>
+              <w:rPr>
+                <w:rFonts w:cs=""/>
+                <w:kern w:val="0"/>
+                <w:szCs w:val="22"/>
+                <w:lang w:val="en-US" w:eastAsia="en-US" w:bidi="ar-SA"/>
+              </w:rPr>
+            </w:pPr>
+            <w:r>
+              <w:rPr>
+                <w:rFonts w:cs=""/>
+                <w:b w:val="false"/>
+                <w:kern w:val="0"/>
+                <w:sz w:val="17"/>
+                <w:szCs w:val="22"/>
+                <w:lang w:val="en-US" w:eastAsia="en-US" w:bidi="ar-SA"/>
+              </w:rPr>
+              <w:t>W04</w:t>
+            </w:r>
+          </w:p>
+        </w:tc>
+        <w:tc>
+          <w:tcPr>
+            <w:tcW w:w="1643" w:type="dxa"/>
+            <w:tcBorders/>
+          </w:tcPr>
+          <w:p>
+            <w:pPr>
+              <w:pStyle w:val="Normal"/>
+              <w:widowControl/>
+              <w:spacing w:before="0" w:after="60"/>
+              <w:jc w:val="start"/>
+              <w:rPr>
+                <w:rFonts w:cs=""/>
+                <w:kern w:val="0"/>
+                <w:szCs w:val="22"/>
+                <w:lang w:val="en-US" w:eastAsia="en-US" w:bidi="ar-SA"/>
+              </w:rPr>
+            </w:pPr>
+            <w:r>
+              <w:rPr>
+                <w:rFonts w:cs=""/>
+                <w:b w:val="false"/>
+                <w:kern w:val="0"/>
+                <w:sz w:val="17"/>
+                <w:szCs w:val="22"/>
+                <w:lang w:val="en-US" w:eastAsia="en-US" w:bidi="ar-SA"/>
+              </w:rPr>
+              <w:t>莫远序</w:t>
+            </w:r>
+          </w:p>
+        </w:tc>
+        <w:tc>
+          <w:tcPr>
+            <w:tcW w:w="1645" w:type="dxa"/>
+            <w:tcBorders/>
+          </w:tcPr>
+          <w:p>
+            <w:pPr>
+              <w:pStyle w:val="Normal"/>
+              <w:widowControl/>
+              <w:spacing w:before="0" w:after="60"/>
+              <w:jc w:val="start"/>
+              <w:rPr>
+                <w:rFonts w:cs=""/>
+                <w:kern w:val="0"/>
+                <w:szCs w:val="22"/>
+                <w:lang w:val="en-US" w:eastAsia="en-US" w:bidi="ar-SA"/>
+              </w:rPr>
+            </w:pPr>
+            <w:r>
+              <w:rPr>
+                <w:rFonts w:cs=""/>
+                <w:b w:val="false"/>
+                <w:kern w:val="0"/>
+                <w:sz w:val="17"/>
+                <w:szCs w:val="22"/>
+                <w:lang w:val="en-US" w:eastAsia="en-US" w:bidi="ar-SA"/>
+              </w:rPr>
+              <w:t>黎志丽</w:t>
+            </w:r>
+          </w:p>
+        </w:tc>
+        <w:tc>
+          <w:tcPr>
+            <w:tcW w:w="1644" w:type="dxa"/>
+            <w:tcBorders/>
+          </w:tcPr>
+          <w:p>
+            <w:pPr>
+              <w:pStyle w:val="Normal"/>
+              <w:widowControl/>
+              <w:spacing w:before="0" w:after="60"/>
+              <w:jc w:val="start"/>
+              <w:rPr>
+                <w:rFonts w:cs=""/>
+                <w:kern w:val="0"/>
+                <w:szCs w:val="22"/>
+                <w:lang w:val="en-US" w:eastAsia="en-US" w:bidi="ar-SA"/>
+              </w:rPr>
+            </w:pPr>
+            <w:r>
+              <w:rPr>
+                <w:rFonts w:cs=""/>
+                <w:b w:val="false"/>
+                <w:kern w:val="0"/>
+                <w:sz w:val="17"/>
+                <w:szCs w:val="22"/>
+                <w:lang w:val="en-US" w:eastAsia="en-US" w:bidi="ar-SA"/>
+              </w:rPr>
               <w:t>进行中</w:t>
             </w:r>
           </w:p>
@@ -2855,7 +3046,7 @@
                 <w:szCs w:val="22"/>
                 <w:lang w:val="en-US" w:eastAsia="en-US" w:bidi="ar-SA"/>
               </w:rPr>
-              <w:t>W04</w:t>
+              <w:t>W05</w:t>
             </w:r>
           </w:p>
         </w:tc>
@@ -2948,389 +3139,7 @@
                 <w:szCs w:val="22"/>
                 <w:lang w:val="en-US" w:eastAsia="en-US" w:bidi="ar-SA"/>
               </w:rPr>
-              <w:t>进行中</w:t>
-            </w:r>
-          </w:p>
-        </w:tc>
-        <w:tc>
-          <w:tcPr>
-            <w:tcW w:w="1643" w:type="dxa"/>
-            <w:tcBorders/>
-          </w:tcPr>
-          <w:p>
-            <w:pPr>
-              <w:pStyle w:val="Normal"/>
-              <w:widowControl/>
-              <w:spacing w:before="0" w:after="60"/>
-              <w:jc w:val="start"/>
-              <w:rPr>
-                <w:rFonts w:cs=""/>
-                <w:kern w:val="0"/>
-                <w:szCs w:val="22"/>
-                <w:lang w:val="en-US" w:eastAsia="en-US" w:bidi="ar-SA"/>
-              </w:rPr>
-            </w:pPr>
-            <w:r>
-              <w:rPr>
-                <w:rFonts w:cs=""/>
-                <w:b w:val="false"/>
-                <w:kern w:val="0"/>
-                <w:sz w:val="17"/>
-                <w:szCs w:val="22"/>
-                <w:lang w:val="en-US" w:eastAsia="en-US" w:bidi="ar-SA"/>
-              </w:rPr>
-              <w:t>2026-10-06</w:t>
-            </w:r>
-          </w:p>
-        </w:tc>
-        <w:tc>
-          <w:tcPr>
-            <w:tcW w:w="1644" w:type="dxa"/>
-            <w:tcBorders/>
-          </w:tcPr>
-          <w:p>
-            <w:pPr>
-              <w:pStyle w:val="Normal"/>
-              <w:widowControl/>
-              <w:spacing w:before="0" w:after="60"/>
-              <w:jc w:val="start"/>
-              <w:rPr>
-                <w:rFonts w:cs=""/>
-                <w:kern w:val="0"/>
-                <w:szCs w:val="22"/>
-                <w:lang w:val="en-US" w:eastAsia="en-US" w:bidi="ar-SA"/>
-              </w:rPr>
-            </w:pPr>
-            <w:r>
-              <w:rPr>
-                <w:rFonts w:cs=""/>
-                <w:b w:val="false"/>
-                <w:kern w:val="0"/>
-                <w:sz w:val="17"/>
-                <w:szCs w:val="22"/>
-                <w:lang w:val="en-US" w:eastAsia="en-US" w:bidi="ar-SA"/>
-              </w:rPr>
-              <w:t>否</w:t>
-            </w:r>
-          </w:p>
-        </w:tc>
-      </w:tr>
-      <w:tr>
-        <w:trPr>
-          <w:cantSplit w:val="true"/>
-        </w:trPr>
-        <w:tc>
-          <w:tcPr>
-            <w:tcW w:w="1644" w:type="dxa"/>
-            <w:tcBorders/>
-          </w:tcPr>
-          <w:p>
-            <w:pPr>
-              <w:pStyle w:val="Normal"/>
-              <w:widowControl/>
-              <w:spacing w:before="0" w:after="60"/>
-              <w:jc w:val="start"/>
-              <w:rPr>
-                <w:rFonts w:cs=""/>
-                <w:kern w:val="0"/>
-                <w:szCs w:val="22"/>
-                <w:lang w:val="en-US" w:eastAsia="en-US" w:bidi="ar-SA"/>
-              </w:rPr>
-            </w:pPr>
-            <w:r>
-              <w:rPr>
-                <w:rFonts w:cs=""/>
-                <w:b w:val="false"/>
-                <w:kern w:val="0"/>
-                <w:sz w:val="17"/>
-                <w:szCs w:val="22"/>
-                <w:lang w:val="en-US" w:eastAsia="en-US" w:bidi="ar-SA"/>
-              </w:rPr>
-              <w:t>W05</w:t>
-            </w:r>
-          </w:p>
-        </w:tc>
-        <w:tc>
-          <w:tcPr>
-            <w:tcW w:w="1643" w:type="dxa"/>
-            <w:tcBorders/>
-          </w:tcPr>
-          <w:p>
-            <w:pPr>
-              <w:pStyle w:val="Normal"/>
-              <w:widowControl/>
-              <w:spacing w:before="0" w:after="60"/>
-              <w:jc w:val="start"/>
-              <w:rPr>
-                <w:rFonts w:cs=""/>
-                <w:kern w:val="0"/>
-                <w:szCs w:val="22"/>
-                <w:lang w:val="en-US" w:eastAsia="en-US" w:bidi="ar-SA"/>
-              </w:rPr>
-            </w:pPr>
-            <w:r>
-              <w:rPr>
-                <w:rFonts w:cs=""/>
-                <w:b w:val="false"/>
-                <w:kern w:val="0"/>
-                <w:sz w:val="17"/>
-                <w:szCs w:val="22"/>
-                <w:lang w:val="en-US" w:eastAsia="en-US" w:bidi="ar-SA"/>
-              </w:rPr>
-              <w:t>莫远序</w:t>
-            </w:r>
-          </w:p>
-        </w:tc>
-        <w:tc>
-          <w:tcPr>
-            <w:tcW w:w="1645" w:type="dxa"/>
-            <w:tcBorders/>
-          </w:tcPr>
-          <w:p>
-            <w:pPr>
-              <w:pStyle w:val="Normal"/>
-              <w:widowControl/>
-              <w:spacing w:before="0" w:after="60"/>
-              <w:jc w:val="start"/>
-              <w:rPr>
-                <w:rFonts w:cs=""/>
-                <w:kern w:val="0"/>
-                <w:szCs w:val="22"/>
-                <w:lang w:val="en-US" w:eastAsia="en-US" w:bidi="ar-SA"/>
-              </w:rPr>
-            </w:pPr>
-            <w:r>
-              <w:rPr>
-                <w:rFonts w:cs=""/>
-                <w:b w:val="false"/>
-                <w:kern w:val="0"/>
-                <w:sz w:val="17"/>
-                <w:szCs w:val="22"/>
-                <w:lang w:val="en-US" w:eastAsia="en-US" w:bidi="ar-SA"/>
-              </w:rPr>
-              <w:t>黎志丽</w:t>
-            </w:r>
-          </w:p>
-        </w:tc>
-        <w:tc>
-          <w:tcPr>
-            <w:tcW w:w="1644" w:type="dxa"/>
-            <w:tcBorders/>
-          </w:tcPr>
-          <w:p>
-            <w:pPr>
-              <w:pStyle w:val="Normal"/>
-              <w:widowControl/>
-              <w:spacing w:before="0" w:after="60"/>
-              <w:jc w:val="start"/>
-              <w:rPr>
-                <w:rFonts w:cs=""/>
-                <w:kern w:val="0"/>
-                <w:szCs w:val="22"/>
-                <w:lang w:val="en-US" w:eastAsia="en-US" w:bidi="ar-SA"/>
-              </w:rPr>
-            </w:pPr>
-            <w:r>
-              <w:rPr>
-                <w:rFonts w:cs=""/>
-                <w:b w:val="false"/>
-                <w:kern w:val="0"/>
-                <w:sz w:val="17"/>
-                <w:szCs w:val="22"/>
-                <w:lang w:val="en-US" w:eastAsia="en-US" w:bidi="ar-SA"/>
-              </w:rPr>
-              <w:t>待复核</w:t>
-            </w:r>
-          </w:p>
-        </w:tc>
-        <w:tc>
-          <w:tcPr>
-            <w:tcW w:w="1643" w:type="dxa"/>
-            <w:tcBorders/>
-          </w:tcPr>
-          <w:p>
-            <w:pPr>
-              <w:pStyle w:val="Normal"/>
-              <w:widowControl/>
-              <w:spacing w:before="0" w:after="60"/>
-              <w:jc w:val="start"/>
-              <w:rPr>
-                <w:rFonts w:cs=""/>
-                <w:kern w:val="0"/>
-                <w:szCs w:val="22"/>
-                <w:lang w:val="en-US" w:eastAsia="en-US" w:bidi="ar-SA"/>
-              </w:rPr>
-            </w:pPr>
-            <w:r>
-              <w:rPr>
-                <w:rFonts w:cs=""/>
-                <w:b w:val="false"/>
-                <w:kern w:val="0"/>
-                <w:sz w:val="17"/>
-                <w:szCs w:val="22"/>
-                <w:lang w:val="en-US" w:eastAsia="en-US" w:bidi="ar-SA"/>
-              </w:rPr>
-              <w:t>2026-10-06</w:t>
-            </w:r>
-          </w:p>
-        </w:tc>
-        <w:tc>
-          <w:tcPr>
-            <w:tcW w:w="1644" w:type="dxa"/>
-            <w:tcBorders/>
-          </w:tcPr>
-          <w:p>
-            <w:pPr>
-              <w:pStyle w:val="Normal"/>
-              <w:widowControl/>
-              <w:spacing w:before="0" w:after="60"/>
-              <w:jc w:val="start"/>
-              <w:rPr>
-                <w:rFonts w:cs=""/>
-                <w:kern w:val="0"/>
-                <w:szCs w:val="22"/>
-                <w:lang w:val="en-US" w:eastAsia="en-US" w:bidi="ar-SA"/>
-              </w:rPr>
-            </w:pPr>
-            <w:r>
-              <w:rPr>
-                <w:rFonts w:cs=""/>
-                <w:b w:val="false"/>
-                <w:kern w:val="0"/>
-                <w:sz w:val="17"/>
-                <w:szCs w:val="22"/>
-                <w:lang w:val="en-US" w:eastAsia="en-US" w:bidi="ar-SA"/>
-              </w:rPr>
-              <w:t>否</w:t>
-            </w:r>
-          </w:p>
-        </w:tc>
-      </w:tr>
-      <w:tr>
-        <w:trPr>
-          <w:cantSplit w:val="true"/>
-        </w:trPr>
-        <w:tc>
-          <w:tcPr>
-            <w:tcW w:w="1644" w:type="dxa"/>
-            <w:tcBorders/>
-          </w:tcPr>
-          <w:p>
-            <w:pPr>
-              <w:pStyle w:val="Normal"/>
-              <w:widowControl/>
-              <w:spacing w:before="0" w:after="60"/>
-              <w:jc w:val="start"/>
-              <w:rPr>
-                <w:rFonts w:cs=""/>
-                <w:kern w:val="0"/>
-                <w:szCs w:val="22"/>
-                <w:lang w:val="en-US" w:eastAsia="en-US" w:bidi="ar-SA"/>
-              </w:rPr>
-            </w:pPr>
-            <w:r>
-              <w:rPr>
-                <w:rFonts w:cs=""/>
-                <w:b w:val="false"/>
-                <w:kern w:val="0"/>
-                <w:sz w:val="17"/>
-                <w:szCs w:val="22"/>
-                <w:lang w:val="en-US" w:eastAsia="en-US" w:bidi="ar-SA"/>
-              </w:rPr>
-              <w:t>W06</w:t>
-            </w:r>
-          </w:p>
-        </w:tc>
-        <w:tc>
-          <w:tcPr>
-            <w:tcW w:w="1643" w:type="dxa"/>
-            <w:tcBorders/>
-          </w:tcPr>
-          <w:p>
-            <w:pPr>
-              <w:pStyle w:val="Normal"/>
-              <w:widowControl/>
-              <w:spacing w:before="0" w:after="60"/>
-              <w:jc w:val="start"/>
-              <w:rPr>
-                <w:rFonts w:cs=""/>
-                <w:kern w:val="0"/>
-                <w:szCs w:val="22"/>
-                <w:lang w:val="en-US" w:eastAsia="en-US" w:bidi="ar-SA"/>
-              </w:rPr>
-            </w:pPr>
-            <w:r>
-              <w:rPr>
-                <w:rFonts w:cs=""/>
-                <w:b w:val="false"/>
-                <w:kern w:val="0"/>
-                <w:sz w:val="17"/>
-                <w:szCs w:val="22"/>
-                <w:lang w:val="en-US" w:eastAsia="en-US" w:bidi="ar-SA"/>
-              </w:rPr>
-              <w:t>黎志丽</w:t>
-            </w:r>
-          </w:p>
-        </w:tc>
-        <w:tc>
-          <w:tcPr>
-            <w:tcW w:w="1645" w:type="dxa"/>
-            <w:tcBorders/>
-          </w:tcPr>
-          <w:p>
-            <w:pPr>
-              <w:pStyle w:val="Normal"/>
-              <w:widowControl/>
-              <w:spacing w:before="0" w:after="60"/>
-              <w:jc w:val="start"/>
-              <w:rPr>
-                <w:rFonts w:cs=""/>
-                <w:kern w:val="0"/>
-                <w:szCs w:val="22"/>
-                <w:lang w:val="en-US" w:eastAsia="en-US" w:bidi="ar-SA"/>
-              </w:rPr>
-            </w:pPr>
-            <w:r>
-              <w:rPr>
-                <w:rFonts w:cs=""/>
-                <w:b w:val="false"/>
-                <w:kern w:val="0"/>
-                <w:sz w:val="17"/>
-                <w:szCs w:val="22"/>
-                <w:lang w:val="en-US" w:eastAsia="en-US" w:bidi="ar-SA"/>
-              </w:rPr>
-              <w:t>莫远序</w:t>
-            </w:r>
-          </w:p>
-        </w:tc>
-        <w:tc>
-          <w:tcPr>
-            <w:tcW w:w="1644" w:type="dxa"/>
-            <w:tcBorders/>
-          </w:tcPr>
-          <w:p>
-            <w:pPr>
-              <w:pStyle w:val="Normal"/>
-              <w:widowControl/>
-              <w:spacing w:before="0" w:after="60"/>
-              <w:jc w:val="start"/>
-              <w:rPr>
-                <w:rFonts w:cs=""/>
-                <w:kern w:val="0"/>
-                <w:szCs w:val="22"/>
-                <w:lang w:val="en-US" w:eastAsia="en-US" w:bidi="ar-SA"/>
-              </w:rPr>
-            </w:pPr>
-            <w:r>
-              <w:rPr>
-                <w:rFonts w:cs=""/>
-                <w:b w:val="false"/>
-                <w:kern w:val="0"/>
-                <w:sz w:val="17"/>
-                <w:szCs w:val="22"/>
-                <w:lang w:val="en-US" w:eastAsia="en-US" w:bidi="ar-SA"/>
-              </w:rPr>
-              <w:t>进行中</w:t>
+              <w:t>已完成</w:t>
             </w:r>
           </w:p>
         </w:tc>
@@ -3428,7 +3237,7 @@
                 <w:szCs w:val="22"/>
                 <w:lang w:val="en-US" w:eastAsia="en-US" w:bidi="ar-SA"/>
               </w:rPr>
-              <w:t>W07</w:t>
+              <w:t>W06</w:t>
             </w:r>
           </w:p>
         </w:tc>
@@ -3459,7 +3268,7 @@
                 <w:szCs w:val="22"/>
                 <w:lang w:val="en-US" w:eastAsia="en-US" w:bidi="ar-SA"/>
               </w:rPr>
-              <w:t>莫远序</w:t>
+              <w:t>黎志丽</w:t>
             </w:r>
           </w:p>
         </w:tc>
@@ -3490,7 +3299,7 @@
                 <w:szCs w:val="22"/>
                 <w:lang w:val="en-US" w:eastAsia="en-US" w:bidi="ar-SA"/>
               </w:rPr>
-              <w:t>黎志丽</w:t>
+              <w:t>莫远序</w:t>
             </w:r>
           </w:p>
         </w:tc>
@@ -3521,7 +3330,7 @@
                 <w:szCs w:val="22"/>
                 <w:lang w:val="en-US" w:eastAsia="en-US" w:bidi="ar-SA"/>
               </w:rPr>
-              <w:t>待复核</w:t>
+              <w:t>已完成</w:t>
             </w:r>
           </w:p>
         </w:tc>
@@ -3552,198 +3361,7 @@
                 <w:szCs w:val="22"/>
                 <w:lang w:val="en-US" w:eastAsia="en-US" w:bidi="ar-SA"/>
               </w:rPr>
-              <w:t>2026-10-07</w:t>
-            </w:r>
-          </w:p>
-        </w:tc>
-        <w:tc>
-          <w:tcPr>
-            <w:tcW w:w="1644" w:type="dxa"/>
-            <w:tcBorders/>
-          </w:tcPr>
-          <w:p>
-            <w:pPr>
-              <w:pStyle w:val="Normal"/>
-              <w:widowControl/>
-              <w:spacing w:before="0" w:after="60"/>
-              <w:jc w:val="start"/>
-              <w:rPr>
-                <w:rFonts w:cs=""/>
-                <w:kern w:val="0"/>
-                <w:szCs w:val="22"/>
-                <w:lang w:val="en-US" w:eastAsia="en-US" w:bidi="ar-SA"/>
-              </w:rPr>
-            </w:pPr>
-            <w:r>
-              <w:rPr>
-                <w:rFonts w:cs=""/>
-                <w:b w:val="false"/>
-                <w:kern w:val="0"/>
-                <w:sz w:val="17"/>
-                <w:szCs w:val="22"/>
-                <w:lang w:val="en-US" w:eastAsia="en-US" w:bidi="ar-SA"/>
-              </w:rPr>
-              <w:t>否</w:t>
-            </w:r>
-          </w:p>
-        </w:tc>
-      </w:tr>
-      <w:tr>
-        <w:trPr>
-          <w:cantSplit w:val="true"/>
-        </w:trPr>
-        <w:tc>
-          <w:tcPr>
-            <w:tcW w:w="1644" w:type="dxa"/>
-            <w:tcBorders/>
-          </w:tcPr>
-          <w:p>
-            <w:pPr>
-              <w:pStyle w:val="Normal"/>
-              <w:widowControl/>
-              <w:spacing w:before="0" w:after="60"/>
-              <w:jc w:val="start"/>
-              <w:rPr>
-                <w:rFonts w:cs=""/>
-                <w:kern w:val="0"/>
-                <w:szCs w:val="22"/>
-                <w:lang w:val="en-US" w:eastAsia="en-US" w:bidi="ar-SA"/>
-              </w:rPr>
-            </w:pPr>
-            <w:r>
-              <w:rPr>
-                <w:rFonts w:cs=""/>
-                <w:b w:val="false"/>
-                <w:kern w:val="0"/>
-                <w:sz w:val="17"/>
-                <w:szCs w:val="22"/>
-                <w:lang w:val="en-US" w:eastAsia="en-US" w:bidi="ar-SA"/>
-              </w:rPr>
-              <w:t>W08</w:t>
-            </w:r>
-          </w:p>
-        </w:tc>
-        <w:tc>
-          <w:tcPr>
-            <w:tcW w:w="1643" w:type="dxa"/>
-            <w:tcBorders/>
-          </w:tcPr>
-          <w:p>
-            <w:pPr>
-              <w:pStyle w:val="Normal"/>
-              <w:widowControl/>
-              <w:spacing w:before="0" w:after="60"/>
-              <w:jc w:val="start"/>
-              <w:rPr>
-                <w:rFonts w:cs=""/>
-                <w:kern w:val="0"/>
-                <w:szCs w:val="22"/>
-                <w:lang w:val="en-US" w:eastAsia="en-US" w:bidi="ar-SA"/>
-              </w:rPr>
-            </w:pPr>
-            <w:r>
-              <w:rPr>
-                <w:rFonts w:cs=""/>
-                <w:b w:val="false"/>
-                <w:kern w:val="0"/>
-                <w:sz w:val="17"/>
-                <w:szCs w:val="22"/>
-                <w:lang w:val="en-US" w:eastAsia="en-US" w:bidi="ar-SA"/>
-              </w:rPr>
-              <w:t>莫远序</w:t>
-            </w:r>
-          </w:p>
-        </w:tc>
-        <w:tc>
-          <w:tcPr>
-            <w:tcW w:w="1645" w:type="dxa"/>
-            <w:tcBorders/>
-          </w:tcPr>
-          <w:p>
-            <w:pPr>
-              <w:pStyle w:val="Normal"/>
-              <w:widowControl/>
-              <w:spacing w:before="0" w:after="60"/>
-              <w:jc w:val="start"/>
-              <w:rPr>
-                <w:rFonts w:cs=""/>
-                <w:kern w:val="0"/>
-                <w:szCs w:val="22"/>
-                <w:lang w:val="en-US" w:eastAsia="en-US" w:bidi="ar-SA"/>
-              </w:rPr>
-            </w:pPr>
-            <w:r>
-              <w:rPr>
-                <w:rFonts w:cs=""/>
-                <w:b w:val="false"/>
-                <w:kern w:val="0"/>
-                <w:sz w:val="17"/>
-                <w:szCs w:val="22"/>
-                <w:lang w:val="en-US" w:eastAsia="en-US" w:bidi="ar-SA"/>
-              </w:rPr>
-              <w:t>黎志丽</w:t>
-            </w:r>
-          </w:p>
-        </w:tc>
-        <w:tc>
-          <w:tcPr>
-            <w:tcW w:w="1644" w:type="dxa"/>
-            <w:tcBorders/>
-          </w:tcPr>
-          <w:p>
-            <w:pPr>
-              <w:pStyle w:val="Normal"/>
-              <w:widowControl/>
-              <w:spacing w:before="0" w:after="60"/>
-              <w:jc w:val="start"/>
-              <w:rPr>
-                <w:rFonts w:cs=""/>
-                <w:kern w:val="0"/>
-                <w:szCs w:val="22"/>
-                <w:lang w:val="en-US" w:eastAsia="en-US" w:bidi="ar-SA"/>
-              </w:rPr>
-            </w:pPr>
-            <w:r>
-              <w:rPr>
-                <w:rFonts w:cs=""/>
-                <w:b w:val="false"/>
-                <w:kern w:val="0"/>
-                <w:sz w:val="17"/>
-                <w:szCs w:val="22"/>
-                <w:lang w:val="en-US" w:eastAsia="en-US" w:bidi="ar-SA"/>
-              </w:rPr>
-              <w:t>进行中</w:t>
-            </w:r>
-          </w:p>
-        </w:tc>
-        <w:tc>
-          <w:tcPr>
-            <w:tcW w:w="1643" w:type="dxa"/>
-            <w:tcBorders/>
-          </w:tcPr>
-          <w:p>
-            <w:pPr>
-              <w:pStyle w:val="Normal"/>
-              <w:widowControl/>
-              <w:spacing w:before="0" w:after="60"/>
-              <w:jc w:val="start"/>
-              <w:rPr>
-                <w:rFonts w:cs=""/>
-                <w:kern w:val="0"/>
-                <w:szCs w:val="22"/>
-                <w:lang w:val="en-US" w:eastAsia="en-US" w:bidi="ar-SA"/>
-              </w:rPr>
-            </w:pPr>
-            <w:r>
-              <w:rPr>
-                <w:rFonts w:cs=""/>
-                <w:b w:val="false"/>
-                <w:kern w:val="0"/>
-                <w:sz w:val="17"/>
-                <w:szCs w:val="22"/>
-                <w:lang w:val="en-US" w:eastAsia="en-US" w:bidi="ar-SA"/>
-              </w:rPr>
-              <w:t>2026-10-08</w:t>
+              <w:t>2026-10-06</w:t>
             </w:r>
           </w:p>
         </w:tc>
@@ -3810,7 +3428,7 @@
                 <w:szCs w:val="22"/>
                 <w:lang w:val="en-US" w:eastAsia="en-US" w:bidi="ar-SA"/>
               </w:rPr>
-              <w:t>W09</w:t>
+              <w:t>W07</w:t>
             </w:r>
           </w:p>
         </w:tc>
@@ -3841,7 +3459,7 @@
                 <w:szCs w:val="22"/>
                 <w:lang w:val="en-US" w:eastAsia="en-US" w:bidi="ar-SA"/>
               </w:rPr>
-              <w:t>黎志丽</w:t>
+              <w:t>莫远序</w:t>
             </w:r>
           </w:p>
         </w:tc>
@@ -3872,7 +3490,7 @@
                 <w:szCs w:val="22"/>
                 <w:lang w:val="en-US" w:eastAsia="en-US" w:bidi="ar-SA"/>
               </w:rPr>
-              <w:t>田亦洁</w:t>
+              <w:t>黎志丽</w:t>
             </w:r>
           </w:p>
         </w:tc>
@@ -3903,7 +3521,7 @@
                 <w:szCs w:val="22"/>
                 <w:lang w:val="en-US" w:eastAsia="en-US" w:bidi="ar-SA"/>
               </w:rPr>
-              <w:t>进行中</w:t>
+              <w:t>已完成</w:t>
             </w:r>
           </w:p>
         </w:tc>
@@ -3934,7 +3552,7 @@
                 <w:szCs w:val="22"/>
                 <w:lang w:val="en-US" w:eastAsia="en-US" w:bidi="ar-SA"/>
               </w:rPr>
-              <w:t>2026-10-09</w:t>
+              <w:t>2026-10-07</w:t>
             </w:r>
           </w:p>
         </w:tc>
@@ -4001,6 +3619,388 @@
                 <w:szCs w:val="22"/>
                 <w:lang w:val="en-US" w:eastAsia="en-US" w:bidi="ar-SA"/>
               </w:rPr>
+              <w:t>W08</w:t>
+            </w:r>
+          </w:p>
+        </w:tc>
+        <w:tc>
+          <w:tcPr>
+            <w:tcW w:w="1643" w:type="dxa"/>
+            <w:tcBorders/>
+          </w:tcPr>
+          <w:p>
+            <w:pPr>
+              <w:pStyle w:val="Normal"/>
+              <w:widowControl/>
+              <w:spacing w:before="0" w:after="60"/>
+              <w:jc w:val="start"/>
+              <w:rPr>
+                <w:rFonts w:cs=""/>
+                <w:kern w:val="0"/>
+                <w:szCs w:val="22"/>
+                <w:lang w:val="en-US" w:eastAsia="en-US" w:bidi="ar-SA"/>
+              </w:rPr>
+            </w:pPr>
+            <w:r>
+              <w:rPr>
+                <w:rFonts w:cs=""/>
+                <w:b w:val="false"/>
+                <w:kern w:val="0"/>
+                <w:sz w:val="17"/>
+                <w:szCs w:val="22"/>
+                <w:lang w:val="en-US" w:eastAsia="en-US" w:bidi="ar-SA"/>
+              </w:rPr>
+              <w:t>莫远序</w:t>
+            </w:r>
+          </w:p>
+        </w:tc>
+        <w:tc>
+          <w:tcPr>
+            <w:tcW w:w="1645" w:type="dxa"/>
+            <w:tcBorders/>
+          </w:tcPr>
+          <w:p>
+            <w:pPr>
+              <w:pStyle w:val="Normal"/>
+              <w:widowControl/>
+              <w:spacing w:before="0" w:after="60"/>
+              <w:jc w:val="start"/>
+              <w:rPr>
+                <w:rFonts w:cs=""/>
+                <w:kern w:val="0"/>
+                <w:szCs w:val="22"/>
+                <w:lang w:val="en-US" w:eastAsia="en-US" w:bidi="ar-SA"/>
+              </w:rPr>
+            </w:pPr>
+            <w:r>
+              <w:rPr>
+                <w:rFonts w:cs=""/>
+                <w:b w:val="false"/>
+                <w:kern w:val="0"/>
+                <w:sz w:val="17"/>
+                <w:szCs w:val="22"/>
+                <w:lang w:val="en-US" w:eastAsia="en-US" w:bidi="ar-SA"/>
+              </w:rPr>
+              <w:t>黎志丽</w:t>
+            </w:r>
+          </w:p>
+        </w:tc>
+        <w:tc>
+          <w:tcPr>
+            <w:tcW w:w="1644" w:type="dxa"/>
+            <w:tcBorders/>
+          </w:tcPr>
+          <w:p>
+            <w:pPr>
+              <w:pStyle w:val="Normal"/>
+              <w:widowControl/>
+              <w:spacing w:before="0" w:after="60"/>
+              <w:jc w:val="start"/>
+              <w:rPr>
+                <w:rFonts w:cs=""/>
+                <w:kern w:val="0"/>
+                <w:szCs w:val="22"/>
+                <w:lang w:val="en-US" w:eastAsia="en-US" w:bidi="ar-SA"/>
+              </w:rPr>
+            </w:pPr>
+            <w:r>
+              <w:rPr>
+                <w:rFonts w:cs=""/>
+                <w:b w:val="false"/>
+                <w:kern w:val="0"/>
+                <w:sz w:val="17"/>
+                <w:szCs w:val="22"/>
+                <w:lang w:val="en-US" w:eastAsia="en-US" w:bidi="ar-SA"/>
+              </w:rPr>
+              <w:t>已完成</w:t>
+            </w:r>
+          </w:p>
+        </w:tc>
+        <w:tc>
+          <w:tcPr>
+            <w:tcW w:w="1643" w:type="dxa"/>
+            <w:tcBorders/>
+          </w:tcPr>
+          <w:p>
+            <w:pPr>
+              <w:pStyle w:val="Normal"/>
+              <w:widowControl/>
+              <w:spacing w:before="0" w:after="60"/>
+              <w:jc w:val="start"/>
+              <w:rPr>
+                <w:rFonts w:cs=""/>
+                <w:kern w:val="0"/>
+                <w:szCs w:val="22"/>
+                <w:lang w:val="en-US" w:eastAsia="en-US" w:bidi="ar-SA"/>
+              </w:rPr>
+            </w:pPr>
+            <w:r>
+              <w:rPr>
+                <w:rFonts w:cs=""/>
+                <w:b w:val="false"/>
+                <w:kern w:val="0"/>
+                <w:sz w:val="17"/>
+                <w:szCs w:val="22"/>
+                <w:lang w:val="en-US" w:eastAsia="en-US" w:bidi="ar-SA"/>
+              </w:rPr>
+              <w:t>2026-10-08</w:t>
+            </w:r>
+          </w:p>
+        </w:tc>
+        <w:tc>
+          <w:tcPr>
+            <w:tcW w:w="1644" w:type="dxa"/>
+            <w:tcBorders/>
+          </w:tcPr>
+          <w:p>
+            <w:pPr>
+              <w:pStyle w:val="Normal"/>
+              <w:widowControl/>
+              <w:spacing w:before="0" w:after="60"/>
+              <w:jc w:val="start"/>
+              <w:rPr>
+                <w:rFonts w:cs=""/>
+                <w:kern w:val="0"/>
+                <w:szCs w:val="22"/>
+                <w:lang w:val="en-US" w:eastAsia="en-US" w:bidi="ar-SA"/>
+              </w:rPr>
+            </w:pPr>
+            <w:r>
+              <w:rPr>
+                <w:rFonts w:cs=""/>
+                <w:b w:val="false"/>
+                <w:kern w:val="0"/>
+                <w:sz w:val="17"/>
+                <w:szCs w:val="22"/>
+                <w:lang w:val="en-US" w:eastAsia="en-US" w:bidi="ar-SA"/>
+              </w:rPr>
+              <w:t>是</w:t>
+            </w:r>
+          </w:p>
+        </w:tc>
+      </w:tr>
+      <w:tr>
+        <w:trPr>
+          <w:cantSplit w:val="true"/>
+        </w:trPr>
+        <w:tc>
+          <w:tcPr>
+            <w:tcW w:w="1644" w:type="dxa"/>
+            <w:tcBorders/>
+          </w:tcPr>
+          <w:p>
+            <w:pPr>
+              <w:pStyle w:val="Normal"/>
+              <w:widowControl/>
+              <w:spacing w:before="0" w:after="60"/>
+              <w:jc w:val="start"/>
+              <w:rPr>
+                <w:rFonts w:cs=""/>
+                <w:kern w:val="0"/>
+                <w:szCs w:val="22"/>
+                <w:lang w:val="en-US" w:eastAsia="en-US" w:bidi="ar-SA"/>
+              </w:rPr>
+            </w:pPr>
+            <w:r>
+              <w:rPr>
+                <w:rFonts w:cs=""/>
+                <w:b w:val="false"/>
+                <w:kern w:val="0"/>
+                <w:sz w:val="17"/>
+                <w:szCs w:val="22"/>
+                <w:lang w:val="en-US" w:eastAsia="en-US" w:bidi="ar-SA"/>
+              </w:rPr>
+              <w:t>W09</w:t>
+            </w:r>
+          </w:p>
+        </w:tc>
+        <w:tc>
+          <w:tcPr>
+            <w:tcW w:w="1643" w:type="dxa"/>
+            <w:tcBorders/>
+          </w:tcPr>
+          <w:p>
+            <w:pPr>
+              <w:pStyle w:val="Normal"/>
+              <w:widowControl/>
+              <w:spacing w:before="0" w:after="60"/>
+              <w:jc w:val="start"/>
+              <w:rPr>
+                <w:rFonts w:cs=""/>
+                <w:kern w:val="0"/>
+                <w:szCs w:val="22"/>
+                <w:lang w:val="en-US" w:eastAsia="en-US" w:bidi="ar-SA"/>
+              </w:rPr>
+            </w:pPr>
+            <w:r>
+              <w:rPr>
+                <w:rFonts w:cs=""/>
+                <w:b w:val="false"/>
+                <w:kern w:val="0"/>
+                <w:sz w:val="17"/>
+                <w:szCs w:val="22"/>
+                <w:lang w:val="en-US" w:eastAsia="en-US" w:bidi="ar-SA"/>
+              </w:rPr>
+              <w:t>黎志丽</w:t>
+            </w:r>
+          </w:p>
+        </w:tc>
+        <w:tc>
+          <w:tcPr>
+            <w:tcW w:w="1645" w:type="dxa"/>
+            <w:tcBorders/>
+          </w:tcPr>
+          <w:p>
+            <w:pPr>
+              <w:pStyle w:val="Normal"/>
+              <w:widowControl/>
+              <w:spacing w:before="0" w:after="60"/>
+              <w:jc w:val="start"/>
+              <w:rPr>
+                <w:rFonts w:cs=""/>
+                <w:kern w:val="0"/>
+                <w:szCs w:val="22"/>
+                <w:lang w:val="en-US" w:eastAsia="en-US" w:bidi="ar-SA"/>
+              </w:rPr>
+            </w:pPr>
+            <w:r>
+              <w:rPr>
+                <w:rFonts w:cs=""/>
+                <w:b w:val="false"/>
+                <w:kern w:val="0"/>
+                <w:sz w:val="17"/>
+                <w:szCs w:val="22"/>
+                <w:lang w:val="en-US" w:eastAsia="en-US" w:bidi="ar-SA"/>
+              </w:rPr>
+              <w:t>田亦洁</w:t>
+            </w:r>
+          </w:p>
+        </w:tc>
+        <w:tc>
+          <w:tcPr>
+            <w:tcW w:w="1644" w:type="dxa"/>
+            <w:tcBorders/>
+          </w:tcPr>
+          <w:p>
+            <w:pPr>
+              <w:pStyle w:val="Normal"/>
+              <w:widowControl/>
+              <w:spacing w:before="0" w:after="60"/>
+              <w:jc w:val="start"/>
+              <w:rPr>
+                <w:rFonts w:cs=""/>
+                <w:kern w:val="0"/>
+                <w:szCs w:val="22"/>
+                <w:lang w:val="en-US" w:eastAsia="en-US" w:bidi="ar-SA"/>
+              </w:rPr>
+            </w:pPr>
+            <w:r>
+              <w:rPr>
+                <w:rFonts w:cs=""/>
+                <w:b w:val="false"/>
+                <w:kern w:val="0"/>
+                <w:sz w:val="17"/>
+                <w:szCs w:val="22"/>
+                <w:lang w:val="en-US" w:eastAsia="en-US" w:bidi="ar-SA"/>
+              </w:rPr>
+              <w:t>进行中</w:t>
+            </w:r>
+          </w:p>
+        </w:tc>
+        <w:tc>
+          <w:tcPr>
+            <w:tcW w:w="1643" w:type="dxa"/>
+            <w:tcBorders/>
+          </w:tcPr>
+          <w:p>
+            <w:pPr>
+              <w:pStyle w:val="Normal"/>
+              <w:widowControl/>
+              <w:spacing w:before="0" w:after="60"/>
+              <w:jc w:val="start"/>
+              <w:rPr>
+                <w:rFonts w:cs=""/>
+                <w:kern w:val="0"/>
+                <w:szCs w:val="22"/>
+                <w:lang w:val="en-US" w:eastAsia="en-US" w:bidi="ar-SA"/>
+              </w:rPr>
+            </w:pPr>
+            <w:r>
+              <w:rPr>
+                <w:rFonts w:cs=""/>
+                <w:b w:val="false"/>
+                <w:kern w:val="0"/>
+                <w:sz w:val="17"/>
+                <w:szCs w:val="22"/>
+                <w:lang w:val="en-US" w:eastAsia="en-US" w:bidi="ar-SA"/>
+              </w:rPr>
+              <w:t>2026-10-09</w:t>
+            </w:r>
+          </w:p>
+        </w:tc>
+        <w:tc>
+          <w:tcPr>
+            <w:tcW w:w="1644" w:type="dxa"/>
+            <w:tcBorders/>
+          </w:tcPr>
+          <w:p>
+            <w:pPr>
+              <w:pStyle w:val="Normal"/>
+              <w:widowControl/>
+              <w:spacing w:before="0" w:after="60"/>
+              <w:jc w:val="start"/>
+              <w:rPr>
+                <w:rFonts w:cs=""/>
+                <w:kern w:val="0"/>
+                <w:szCs w:val="22"/>
+                <w:lang w:val="en-US" w:eastAsia="en-US" w:bidi="ar-SA"/>
+              </w:rPr>
+            </w:pPr>
+            <w:r>
+              <w:rPr>
+                <w:rFonts w:cs=""/>
+                <w:b w:val="false"/>
+                <w:kern w:val="0"/>
+                <w:sz w:val="17"/>
+                <w:szCs w:val="22"/>
+                <w:lang w:val="en-US" w:eastAsia="en-US" w:bidi="ar-SA"/>
+              </w:rPr>
+              <w:t>是</w:t>
+            </w:r>
+          </w:p>
+        </w:tc>
+      </w:tr>
+      <w:tr>
+        <w:trPr>
+          <w:cantSplit w:val="true"/>
+        </w:trPr>
+        <w:tc>
+          <w:tcPr>
+            <w:tcW w:w="1644" w:type="dxa"/>
+            <w:tcBorders/>
+          </w:tcPr>
+          <w:p>
+            <w:pPr>
+              <w:pStyle w:val="Normal"/>
+              <w:widowControl/>
+              <w:spacing w:before="0" w:after="60"/>
+              <w:jc w:val="start"/>
+              <w:rPr>
+                <w:rFonts w:cs=""/>
+                <w:kern w:val="0"/>
+                <w:szCs w:val="22"/>
+                <w:lang w:val="en-US" w:eastAsia="en-US" w:bidi="ar-SA"/>
+              </w:rPr>
+            </w:pPr>
+            <w:r>
+              <w:rPr>
+                <w:rFonts w:cs=""/>
+                <w:b w:val="false"/>
+                <w:kern w:val="0"/>
+                <w:sz w:val="17"/>
+                <w:szCs w:val="22"/>
+                <w:lang w:val="en-US" w:eastAsia="en-US" w:bidi="ar-SA"/>
+              </w:rPr>
               <w:t>W10</w:t>
             </w:r>
           </w:p>
@@ -4094,7 +4094,7 @@
                 <w:szCs w:val="22"/>
                 <w:lang w:val="en-US" w:eastAsia="en-US" w:bidi="ar-SA"/>
               </w:rPr>
-              <w:t>进行中</w:t>
+              <w:t>已完成</w:t>
             </w:r>
           </w:p>
         </w:tc>
@@ -4235,31 +4235,23 @@
       </w:r>
       <w:r>
         <w:rPr/>
-        <w:t>：三位</w:t>
+        <w:t>：已按组长确认完成成员核对，相关材料已提交并推送至</w:t>
       </w:r>
       <w:r>
         <w:rPr/>
-        <w:t>GitHub</w:t>
+        <w:t>main</w:t>
       </w:r>
       <w:r>
         <w:rPr/>
-        <w:t>账号已接受邀请，协作者权限为</w:t>
+        <w:t>，材料版本</w:t>
       </w:r>
       <w:r>
         <w:rPr/>
-        <w:t>write</w:t>
+        <w:t>1373c10</w:t>
       </w:r>
       <w:r>
         <w:rPr/>
-        <w:t>，截图与</w:t>
-      </w:r>
-      <w:r>
-        <w:rPr/>
-        <w:t>API</w:t>
-      </w:r>
-      <w:r>
-        <w:rPr/>
-        <w:t>核验一致；实际分支修改检查尚无单独记录。</w:t>
+        <w:t>。</w:t>
       </w:r>
     </w:p>
     <w:p>
@@ -4273,23 +4265,23 @@
       </w:r>
       <w:r>
         <w:rPr/>
-        <w:t>：组长确认三位成员均已实际访问并更新</w:t>
+        <w:t>：已按组长确认完成成员核对，相关材料已提交并推送至</w:t>
       </w:r>
       <w:r>
         <w:rPr/>
-        <w:t>Notion</w:t>
+        <w:t>main</w:t>
+      </w:r>
+      <w:r>
+        <w:rPr/>
+        <w:t>，材料版本</w:t>
+      </w:r>
+      <w:r>
+        <w:rPr/>
+        <w:t>1373c10</w:t>
       </w:r>
       <w:r>
         <w:rPr/>
         <w:t>。</w:t>
-      </w:r>
-      <w:r>
-        <w:rPr/>
-        <w:t>20</w:t>
-      </w:r>
-      <w:r>
-        <w:rPr/>
-        <w:t>项任务与五个视图已建立；已提供任务表截图，导出会议后快照。非作者复核结果另行记录。</w:t>
       </w:r>
     </w:p>
     <w:p>
@@ -4303,23 +4295,23 @@
       </w:r>
       <w:r>
         <w:rPr/>
-        <w:t>：首次会议纪要与截图已整理；组长确认全员核对材料无问题。登记时间为</w:t>
+        <w:t>：已按组长确认完成成员核对，相关材料已提交并推送至</w:t>
       </w:r>
       <w:r>
         <w:rPr/>
-        <w:t>2026-10-06 20\:00</w:t>
+        <w:t>main</w:t>
       </w:r>
       <w:r>
         <w:rPr/>
-        <w:t>至</w:t>
+        <w:t>，材料版本</w:t>
       </w:r>
       <w:r>
         <w:rPr/>
-        <w:t>21\:00</w:t>
+        <w:t>1373c10</w:t>
       </w:r>
       <w:r>
         <w:rPr/>
-        <w:t>，莫远序主持、黎志丽记录。待提交记录并固定版本。</w:t>
+        <w:t>。</w:t>
       </w:r>
     </w:p>
     <w:p>
@@ -4333,23 +4325,23 @@
       </w:r>
       <w:r>
         <w:rPr/>
-        <w:t>：</w:t>
+        <w:t>：已按组长确认完成成员核对，相关材料已提交并推送至</w:t>
       </w:r>
       <w:r>
         <w:rPr/>
-        <w:t>2026-10-06</w:t>
+        <w:t>main</w:t>
       </w:r>
       <w:r>
         <w:rPr/>
-        <w:t>组长确认全体成员已核对当前</w:t>
+        <w:t>，材料版本</w:t>
       </w:r>
       <w:r>
         <w:rPr/>
-        <w:t>M1</w:t>
+        <w:t>1373c10</w:t>
       </w:r>
       <w:r>
         <w:rPr/>
-        <w:t>材料，未发现问题，黎志丽参与的正文复核通过。待将本地修订提交、推送并固定交付版本。</w:t>
+        <w:t>。</w:t>
       </w:r>
     </w:p>
     <w:p>
